--- a/Observation Programs/week4/bankaccount.docx
+++ b/Observation Programs/week4/bankaccount.docx
@@ -12,10 +12,27 @@
       </w:r>
       <w:r>
         <w:br/>
-        <w:t>To design and implement a in Java using , demonstrating object-oriented programming concepts such as attributes, methods, constructors, object creation, inheritance, method overriding, deposits, withdrawals, interest calculation, and fund transfers.</w:t>
-      </w:r>
-    </w:p>
-    <w:p>
+        <w:t xml:space="preserve">To design and implement </w:t>
+      </w:r>
+      <w:proofErr w:type="gramStart"/>
+      <w:r>
+        <w:t>a</w:t>
+      </w:r>
+      <w:proofErr w:type="gramEnd"/>
+      <w:r>
+        <w:t xml:space="preserve"> in Java </w:t>
+      </w:r>
+      <w:proofErr w:type="gramStart"/>
+      <w:r>
+        <w:t>using ,</w:t>
+      </w:r>
+      <w:proofErr w:type="gramEnd"/>
+      <w:r>
+        <w:t xml:space="preserve"> demonstrating object-oriented programming concepts such as attributes, methods, constructors, object creation, inheritance, method overriding, deposits, withdrawals, interest calculation, and fund transfers.</w:t>
+      </w:r>
+    </w:p>
+    <w:p>
+      <w:proofErr w:type="gramStart"/>
       <w:r>
         <w:rPr>
           <w:b/>
@@ -30,6 +47,7 @@
         </w:rPr>
         <w:t>:</w:t>
       </w:r>
+      <w:proofErr w:type="gramEnd"/>
       <w:r>
         <w:br/>
         <w:t>Create a base class named Account.</w:t>
@@ -117,8 +135,13 @@
       <w:r>
         <w:t xml:space="preserve"> </w:t>
       </w:r>
-      <w:r>
-        <w:t>deposit() to add money to the account.</w:t>
+      <w:proofErr w:type="gramStart"/>
+      <w:r>
+        <w:t>deposit(</w:t>
+      </w:r>
+      <w:proofErr w:type="gramEnd"/>
+      <w:r>
+        <w:t>) to add money to the account.</w:t>
       </w:r>
     </w:p>
     <w:p>
@@ -128,8 +151,13 @@
           <w:numId w:val="4"/>
         </w:numPr>
       </w:pPr>
-      <w:r>
-        <w:t>withdraw() to withdraw money when sufficient balance is available.</w:t>
+      <w:proofErr w:type="gramStart"/>
+      <w:r>
+        <w:t>withdraw(</w:t>
+      </w:r>
+      <w:proofErr w:type="gramEnd"/>
+      <w:r>
+        <w:t>) to withdraw money when sufficient balance is available.</w:t>
       </w:r>
     </w:p>
     <w:p>
@@ -139,8 +167,13 @@
           <w:numId w:val="4"/>
         </w:numPr>
       </w:pPr>
-      <w:r>
-        <w:t>transfer() to transfer money from one account to another.</w:t>
+      <w:proofErr w:type="gramStart"/>
+      <w:r>
+        <w:t>transfer(</w:t>
+      </w:r>
+      <w:proofErr w:type="gramEnd"/>
+      <w:r>
+        <w:t>) to transfer money from one account to another.</w:t>
       </w:r>
     </w:p>
     <w:p>
@@ -151,12 +184,17 @@
         </w:numPr>
       </w:pPr>
       <w:proofErr w:type="spellStart"/>
+      <w:proofErr w:type="gramStart"/>
       <w:r>
         <w:t>displayAccountDetails</w:t>
       </w:r>
       <w:proofErr w:type="spellEnd"/>
       <w:r>
-        <w:t>() to display account information.</w:t>
+        <w:t>(</w:t>
+      </w:r>
+      <w:proofErr w:type="gramEnd"/>
+      <w:r>
+        <w:t>) to display account information.</w:t>
       </w:r>
     </w:p>
     <w:p>
@@ -256,7 +294,15 @@
       </w:r>
       <w:r>
         <w:lastRenderedPageBreak/>
-        <w:t xml:space="preserve">Override the withdraw() method in </w:t>
+        <w:t xml:space="preserve">Override the </w:t>
+      </w:r>
+      <w:proofErr w:type="gramStart"/>
+      <w:r>
+        <w:t>withdraw(</w:t>
+      </w:r>
+      <w:proofErr w:type="gramEnd"/>
+      <w:r>
+        <w:t xml:space="preserve">) method in </w:t>
       </w:r>
       <w:proofErr w:type="spellStart"/>
       <w:r>
@@ -315,16 +361,34 @@
       </w:r>
     </w:p>
     <w:p>
-      <w:r>
-        <w:t xml:space="preserve">Unified </w:t>
-      </w:r>
-      <w:proofErr w:type="spellStart"/>
-      <w:r>
-        <w:t>Modeling</w:t>
-      </w:r>
-      <w:proofErr w:type="spellEnd"/>
-      <w:r>
-        <w:t xml:space="preserve"> Language Diagram:</w:t>
+      <w:pPr>
+        <w:rPr>
+          <w:b/>
+          <w:bCs/>
+        </w:rPr>
+      </w:pPr>
+      <w:proofErr w:type="spellStart"/>
+      <w:r>
+        <w:rPr>
+          <w:b/>
+          <w:bCs/>
+        </w:rPr>
+        <w:t>U</w:t>
+      </w:r>
+      <w:r>
+        <w:rPr>
+          <w:b/>
+          <w:bCs/>
+        </w:rPr>
+        <w:t>ml</w:t>
+      </w:r>
+      <w:proofErr w:type="spellEnd"/>
+      <w:r>
+        <w:rPr>
+          <w:b/>
+          <w:bCs/>
+        </w:rPr>
+        <w:t xml:space="preserve"> Diagram:</w:t>
       </w:r>
     </w:p>
     <w:p>
@@ -365,12 +429,17 @@
         <w:t xml:space="preserve">                 │ - </w:t>
       </w:r>
       <w:proofErr w:type="spellStart"/>
+      <w:proofErr w:type="gramStart"/>
       <w:r>
         <w:t>accountNumber</w:t>
       </w:r>
       <w:proofErr w:type="spellEnd"/>
       <w:r>
-        <w:t xml:space="preserve"> : int        │</w:t>
+        <w:t xml:space="preserve"> :</w:t>
+      </w:r>
+      <w:proofErr w:type="gramEnd"/>
+      <w:r>
+        <w:t xml:space="preserve"> int        │</w:t>
       </w:r>
     </w:p>
     <w:p>
@@ -378,30 +447,48 @@
         <w:t xml:space="preserve">                 │ - </w:t>
       </w:r>
       <w:proofErr w:type="spellStart"/>
+      <w:proofErr w:type="gramStart"/>
       <w:r>
         <w:t>accountHolderName</w:t>
       </w:r>
       <w:proofErr w:type="spellEnd"/>
       <w:r>
-        <w:t xml:space="preserve"> : String │</w:t>
-      </w:r>
-    </w:p>
-    <w:p>
-      <w:r>
-        <w:t xml:space="preserve">                 │ - balance : double           │</w:t>
+        <w:t xml:space="preserve"> :</w:t>
+      </w:r>
+      <w:proofErr w:type="gramEnd"/>
+      <w:r>
+        <w:t xml:space="preserve"> String │</w:t>
       </w:r>
     </w:p>
     <w:p>
       <w:r>
         <w:t xml:space="preserve">                 │ - </w:t>
       </w:r>
-      <w:proofErr w:type="spellStart"/>
+      <w:proofErr w:type="gramStart"/>
+      <w:r>
+        <w:t>balance :</w:t>
+      </w:r>
+      <w:proofErr w:type="gramEnd"/>
+      <w:r>
+        <w:t xml:space="preserve"> double           │</w:t>
+      </w:r>
+    </w:p>
+    <w:p>
+      <w:r>
+        <w:t xml:space="preserve">                 │ - </w:t>
+      </w:r>
+      <w:proofErr w:type="spellStart"/>
+      <w:proofErr w:type="gramStart"/>
       <w:r>
         <w:t>accountType</w:t>
       </w:r>
       <w:proofErr w:type="spellEnd"/>
       <w:r>
-        <w:t xml:space="preserve"> : String       │</w:t>
+        <w:t xml:space="preserve"> :</w:t>
+      </w:r>
+      <w:proofErr w:type="gramEnd"/>
+      <w:r>
+        <w:t xml:space="preserve"> String       │</w:t>
       </w:r>
     </w:p>
     <w:p>
@@ -434,17 +521,41 @@
     </w:p>
     <w:p>
       <w:r>
-        <w:t xml:space="preserve">                 │ + deposit(amount) : void     │</w:t>
-      </w:r>
-    </w:p>
-    <w:p>
-      <w:r>
-        <w:t xml:space="preserve">                 │ + withdraw(amount) : void    │</w:t>
-      </w:r>
-    </w:p>
-    <w:p>
-      <w:r>
-        <w:t xml:space="preserve">                 │ + transfer(...) : void       │</w:t>
+        <w:t xml:space="preserve">                 │ + deposit(amount</w:t>
+      </w:r>
+      <w:proofErr w:type="gramStart"/>
+      <w:r>
+        <w:t>) :</w:t>
+      </w:r>
+      <w:proofErr w:type="gramEnd"/>
+      <w:r>
+        <w:t xml:space="preserve"> void     │</w:t>
+      </w:r>
+    </w:p>
+    <w:p>
+      <w:r>
+        <w:t xml:space="preserve">                 │ + withdraw(amount</w:t>
+      </w:r>
+      <w:proofErr w:type="gramStart"/>
+      <w:r>
+        <w:t>) :</w:t>
+      </w:r>
+      <w:proofErr w:type="gramEnd"/>
+      <w:r>
+        <w:t xml:space="preserve"> void    │</w:t>
+      </w:r>
+    </w:p>
+    <w:p>
+      <w:r>
+        <w:t xml:space="preserve">                 │ + transfer</w:t>
+      </w:r>
+      <w:proofErr w:type="gramStart"/>
+      <w:r>
+        <w:t>(...) :</w:t>
+      </w:r>
+      <w:proofErr w:type="gramEnd"/>
+      <w:r>
+        <w:t xml:space="preserve"> void       │</w:t>
       </w:r>
     </w:p>
     <w:p>
@@ -452,12 +563,17 @@
         <w:t xml:space="preserve">                 │ + </w:t>
       </w:r>
       <w:proofErr w:type="spellStart"/>
+      <w:proofErr w:type="gramStart"/>
       <w:r>
         <w:t>displayAccountDetails</w:t>
       </w:r>
       <w:proofErr w:type="spellEnd"/>
       <w:r>
-        <w:t>()    │</w:t>
+        <w:t>(</w:t>
+      </w:r>
+      <w:proofErr w:type="gramEnd"/>
+      <w:r>
+        <w:t>)    │</w:t>
       </w:r>
     </w:p>
     <w:p>
@@ -544,21 +660,31 @@
     </w:p>
     <w:p>
       <w:r>
-        <w:t xml:space="preserve">        │  </w:t>
+        <w:t xml:space="preserve">        </w:t>
+      </w:r>
+      <w:proofErr w:type="gramStart"/>
+      <w:r>
+        <w:t xml:space="preserve">│  </w:t>
       </w:r>
       <w:proofErr w:type="spellStart"/>
       <w:r>
         <w:t>SavingsAccount</w:t>
       </w:r>
       <w:proofErr w:type="spellEnd"/>
-      <w:r>
-        <w:t xml:space="preserve">  │         │  </w:t>
+      <w:proofErr w:type="gramEnd"/>
+      <w:r>
+        <w:t xml:space="preserve">  │         </w:t>
+      </w:r>
+      <w:proofErr w:type="gramStart"/>
+      <w:r>
+        <w:t xml:space="preserve">│  </w:t>
       </w:r>
       <w:proofErr w:type="spellStart"/>
       <w:r>
         <w:t>CurrentAccount</w:t>
       </w:r>
       <w:proofErr w:type="spellEnd"/>
+      <w:proofErr w:type="gramEnd"/>
       <w:r>
         <w:t xml:space="preserve">  │</w:t>
       </w:r>
@@ -678,12 +804,25 @@
         <w:t xml:space="preserve">        │ + </w:t>
       </w:r>
       <w:proofErr w:type="spellStart"/>
+      <w:proofErr w:type="gramStart"/>
       <w:r>
         <w:t>calculateInterest</w:t>
       </w:r>
       <w:proofErr w:type="spellEnd"/>
       <w:r>
-        <w:t>()       │ + withdraw()     │</w:t>
+        <w:t>(</w:t>
+      </w:r>
+      <w:proofErr w:type="gramEnd"/>
+      <w:r>
+        <w:t xml:space="preserve">)       │ + </w:t>
+      </w:r>
+      <w:proofErr w:type="gramStart"/>
+      <w:r>
+        <w:t>withdraw(</w:t>
+      </w:r>
+      <w:proofErr w:type="gramEnd"/>
+      <w:r>
+        <w:t>)     │</w:t>
       </w:r>
     </w:p>
     <w:p>
@@ -692,7 +831,17 @@
       </w:r>
     </w:p>
     <w:p>
-      <w:r>
+      <w:pPr>
+        <w:rPr>
+          <w:b/>
+          <w:bCs/>
+        </w:rPr>
+      </w:pPr>
+      <w:r>
+        <w:rPr>
+          <w:b/>
+          <w:bCs/>
+        </w:rPr>
         <w:t>Code:</w:t>
       </w:r>
     </w:p>
@@ -752,7 +901,15 @@
     </w:p>
     <w:p>
       <w:r>
-        <w:t xml:space="preserve">    Account(int </w:t>
+        <w:t xml:space="preserve">    </w:t>
+      </w:r>
+      <w:proofErr w:type="gramStart"/>
+      <w:r>
+        <w:t>Account(</w:t>
+      </w:r>
+      <w:proofErr w:type="gramEnd"/>
+      <w:r>
+        <w:t xml:space="preserve">int </w:t>
       </w:r>
       <w:proofErr w:type="spellStart"/>
       <w:r>
@@ -789,10 +946,12 @@
         <w:t xml:space="preserve">        </w:t>
       </w:r>
       <w:proofErr w:type="spellStart"/>
+      <w:proofErr w:type="gramStart"/>
       <w:r>
         <w:t>this.accountNumber</w:t>
       </w:r>
       <w:proofErr w:type="spellEnd"/>
+      <w:proofErr w:type="gramEnd"/>
       <w:r>
         <w:t xml:space="preserve"> = </w:t>
       </w:r>
@@ -810,10 +969,12 @@
         <w:t xml:space="preserve">        </w:t>
       </w:r>
       <w:proofErr w:type="spellStart"/>
+      <w:proofErr w:type="gramStart"/>
       <w:r>
         <w:t>this.accountHolderName</w:t>
       </w:r>
       <w:proofErr w:type="spellEnd"/>
+      <w:proofErr w:type="gramEnd"/>
       <w:r>
         <w:t xml:space="preserve"> = </w:t>
       </w:r>
@@ -831,10 +992,12 @@
         <w:t xml:space="preserve">        </w:t>
       </w:r>
       <w:proofErr w:type="spellStart"/>
+      <w:proofErr w:type="gramStart"/>
       <w:r>
         <w:t>this.balance</w:t>
       </w:r>
       <w:proofErr w:type="spellEnd"/>
+      <w:proofErr w:type="gramEnd"/>
       <w:r>
         <w:t xml:space="preserve"> = balance;</w:t>
       </w:r>
@@ -844,10 +1007,12 @@
         <w:t xml:space="preserve">        </w:t>
       </w:r>
       <w:proofErr w:type="spellStart"/>
+      <w:proofErr w:type="gramStart"/>
       <w:r>
         <w:t>this.accountType</w:t>
       </w:r>
       <w:proofErr w:type="spellEnd"/>
+      <w:proofErr w:type="gramEnd"/>
       <w:r>
         <w:t xml:space="preserve"> = </w:t>
       </w:r>
@@ -872,7 +1037,15 @@
     </w:p>
     <w:p>
       <w:r>
-        <w:t xml:space="preserve">    void deposit(double amount) {</w:t>
+        <w:t xml:space="preserve">    void </w:t>
+      </w:r>
+      <w:proofErr w:type="gramStart"/>
+      <w:r>
+        <w:t>deposit(</w:t>
+      </w:r>
+      <w:proofErr w:type="gramEnd"/>
+      <w:r>
+        <w:t>double amount) {</w:t>
       </w:r>
     </w:p>
     <w:p>
@@ -905,7 +1078,15 @@
     </w:p>
     <w:p>
       <w:r>
-        <w:t xml:space="preserve">    void withdraw(double amount) {</w:t>
+        <w:t xml:space="preserve">    void </w:t>
+      </w:r>
+      <w:proofErr w:type="gramStart"/>
+      <w:r>
+        <w:t>withdraw(</w:t>
+      </w:r>
+      <w:proofErr w:type="gramEnd"/>
+      <w:r>
+        <w:t>double amount) {</w:t>
       </w:r>
     </w:p>
     <w:p>
@@ -967,7 +1148,15 @@
     </w:p>
     <w:p>
       <w:r>
-        <w:t xml:space="preserve">    void transfer(Account receiver, double amount) {</w:t>
+        <w:t xml:space="preserve">    void </w:t>
+      </w:r>
+      <w:proofErr w:type="gramStart"/>
+      <w:r>
+        <w:t>transfer(</w:t>
+      </w:r>
+      <w:proofErr w:type="gramEnd"/>
+      <w:r>
+        <w:t>Account receiver, double amount) {</w:t>
       </w:r>
     </w:p>
     <w:p>
@@ -985,18 +1174,22 @@
         <w:t xml:space="preserve">            </w:t>
       </w:r>
       <w:proofErr w:type="spellStart"/>
+      <w:proofErr w:type="gramStart"/>
       <w:r>
         <w:t>receiver.balance</w:t>
       </w:r>
       <w:proofErr w:type="spellEnd"/>
+      <w:proofErr w:type="gramEnd"/>
       <w:r>
         <w:t xml:space="preserve"> = </w:t>
       </w:r>
       <w:proofErr w:type="spellStart"/>
+      <w:proofErr w:type="gramStart"/>
       <w:r>
         <w:t>receiver.balance</w:t>
       </w:r>
       <w:proofErr w:type="spellEnd"/>
+      <w:proofErr w:type="gramEnd"/>
       <w:r>
         <w:t xml:space="preserve"> + amount;</w:t>
       </w:r>
@@ -1052,12 +1245,17 @@
         <w:t xml:space="preserve">    void </w:t>
       </w:r>
       <w:proofErr w:type="spellStart"/>
+      <w:proofErr w:type="gramStart"/>
       <w:r>
         <w:t>displayAccountDetails</w:t>
       </w:r>
       <w:proofErr w:type="spellEnd"/>
       <w:r>
-        <w:t>() {</w:t>
+        <w:t>(</w:t>
+      </w:r>
+      <w:proofErr w:type="gramEnd"/>
+      <w:r>
+        <w:t>) {</w:t>
       </w:r>
     </w:p>
     <w:p>
@@ -1183,12 +1381,17 @@
         <w:t xml:space="preserve">    </w:t>
       </w:r>
       <w:proofErr w:type="spellStart"/>
+      <w:proofErr w:type="gramStart"/>
       <w:r>
         <w:t>SavingsAccount</w:t>
       </w:r>
       <w:proofErr w:type="spellEnd"/>
       <w:r>
-        <w:t xml:space="preserve">(int </w:t>
+        <w:t>(</w:t>
+      </w:r>
+      <w:proofErr w:type="gramEnd"/>
+      <w:r>
+        <w:t xml:space="preserve">int </w:t>
       </w:r>
       <w:proofErr w:type="spellStart"/>
       <w:r>
@@ -1223,9 +1426,14 @@
     <w:p>
       <w:r>
         <w:lastRenderedPageBreak/>
-        <w:t xml:space="preserve">        super(</w:t>
-      </w:r>
-      <w:proofErr w:type="spellStart"/>
+        <w:t xml:space="preserve">        </w:t>
+      </w:r>
+      <w:proofErr w:type="gramStart"/>
+      <w:r>
+        <w:t>super(</w:t>
+      </w:r>
+      <w:proofErr w:type="spellStart"/>
+      <w:proofErr w:type="gramEnd"/>
       <w:r>
         <w:t>accountNumber</w:t>
       </w:r>
@@ -1247,10 +1455,12 @@
         <w:t xml:space="preserve">        </w:t>
       </w:r>
       <w:proofErr w:type="spellStart"/>
+      <w:proofErr w:type="gramStart"/>
       <w:r>
         <w:t>this.interestRate</w:t>
       </w:r>
       <w:proofErr w:type="spellEnd"/>
+      <w:proofErr w:type="gramEnd"/>
       <w:r>
         <w:t xml:space="preserve"> = </w:t>
       </w:r>
@@ -1278,12 +1488,17 @@
         <w:t xml:space="preserve">    void </w:t>
       </w:r>
       <w:proofErr w:type="spellStart"/>
+      <w:proofErr w:type="gramStart"/>
       <w:r>
         <w:t>calculateInterest</w:t>
       </w:r>
       <w:proofErr w:type="spellEnd"/>
       <w:r>
-        <w:t>() {</w:t>
+        <w:t>(</w:t>
+      </w:r>
+      <w:proofErr w:type="gramEnd"/>
+      <w:r>
+        <w:t>) {</w:t>
       </w:r>
     </w:p>
     <w:p>
@@ -1364,12 +1579,17 @@
         <w:t xml:space="preserve">    </w:t>
       </w:r>
       <w:proofErr w:type="spellStart"/>
+      <w:proofErr w:type="gramStart"/>
       <w:r>
         <w:t>CurrentAccount</w:t>
       </w:r>
       <w:proofErr w:type="spellEnd"/>
       <w:r>
-        <w:t xml:space="preserve">(int </w:t>
+        <w:t>(</w:t>
+      </w:r>
+      <w:proofErr w:type="gramEnd"/>
+      <w:r>
+        <w:t xml:space="preserve">int </w:t>
       </w:r>
       <w:proofErr w:type="spellStart"/>
       <w:r>
@@ -1403,9 +1623,14 @@
     </w:p>
     <w:p>
       <w:r>
-        <w:t xml:space="preserve">        super(</w:t>
-      </w:r>
-      <w:proofErr w:type="spellStart"/>
+        <w:t xml:space="preserve">        </w:t>
+      </w:r>
+      <w:proofErr w:type="gramStart"/>
+      <w:r>
+        <w:t>super(</w:t>
+      </w:r>
+      <w:proofErr w:type="spellStart"/>
+      <w:proofErr w:type="gramEnd"/>
       <w:r>
         <w:t>accountNumber</w:t>
       </w:r>
@@ -1427,10 +1652,12 @@
         <w:t xml:space="preserve">        </w:t>
       </w:r>
       <w:proofErr w:type="spellStart"/>
+      <w:proofErr w:type="gramStart"/>
       <w:r>
         <w:t>this.overdraftLimit</w:t>
       </w:r>
       <w:proofErr w:type="spellEnd"/>
+      <w:proofErr w:type="gramEnd"/>
       <w:r>
         <w:t xml:space="preserve"> = </w:t>
       </w:r>
@@ -1460,7 +1687,15 @@
     </w:p>
     <w:p>
       <w:r>
-        <w:t xml:space="preserve">    void withdraw(double amount) {</w:t>
+        <w:t xml:space="preserve">    void </w:t>
+      </w:r>
+      <w:proofErr w:type="gramStart"/>
+      <w:r>
+        <w:t>withdraw(</w:t>
+      </w:r>
+      <w:proofErr w:type="gramEnd"/>
+      <w:r>
+        <w:t>double amount) {</w:t>
       </w:r>
     </w:p>
     <w:p>
@@ -1548,7 +1783,15 @@
     </w:p>
     <w:p>
       <w:r>
-        <w:t xml:space="preserve">    public static void main(String[] </w:t>
+        <w:t xml:space="preserve">    public static void </w:t>
+      </w:r>
+      <w:proofErr w:type="gramStart"/>
+      <w:r>
+        <w:t>main(String[</w:t>
+      </w:r>
+      <w:proofErr w:type="gramEnd"/>
+      <w:r>
+        <w:t xml:space="preserve">] </w:t>
       </w:r>
       <w:proofErr w:type="spellStart"/>
       <w:r>
@@ -1583,12 +1826,17 @@
         <w:t xml:space="preserve">            new </w:t>
       </w:r>
       <w:proofErr w:type="spellStart"/>
+      <w:proofErr w:type="gramStart"/>
       <w:r>
         <w:t>SavingsAccount</w:t>
       </w:r>
       <w:proofErr w:type="spellEnd"/>
       <w:r>
-        <w:t>(101, "Manu", 10000, 5);</w:t>
+        <w:t>(</w:t>
+      </w:r>
+      <w:proofErr w:type="gramEnd"/>
+      <w:r>
+        <w:t>101, "Manu", 10000, 5);</w:t>
       </w:r>
     </w:p>
     <w:p/>
@@ -1610,12 +1858,17 @@
         <w:t xml:space="preserve">            new </w:t>
       </w:r>
       <w:proofErr w:type="spellStart"/>
+      <w:proofErr w:type="gramStart"/>
       <w:r>
         <w:t>CurrentAccount</w:t>
       </w:r>
       <w:proofErr w:type="spellEnd"/>
       <w:r>
-        <w:t>(102, "Anu", 5000, 3000);</w:t>
+        <w:t>(</w:t>
+      </w:r>
+      <w:proofErr w:type="gramEnd"/>
+      <w:r>
+        <w:t>102, "Anu", 5000, 3000);</w:t>
       </w:r>
     </w:p>
     <w:p/>
@@ -1638,10 +1891,12 @@
         <w:t xml:space="preserve">        </w:t>
       </w:r>
       <w:proofErr w:type="spellStart"/>
+      <w:proofErr w:type="gramStart"/>
       <w:r>
         <w:t>savings.displayAccountDetails</w:t>
       </w:r>
       <w:proofErr w:type="spellEnd"/>
+      <w:proofErr w:type="gramEnd"/>
       <w:r>
         <w:t>();</w:t>
       </w:r>
@@ -1665,10 +1920,12 @@
         <w:t xml:space="preserve">        </w:t>
       </w:r>
       <w:proofErr w:type="spellStart"/>
+      <w:proofErr w:type="gramStart"/>
       <w:r>
         <w:t>current.displayAccountDetails</w:t>
       </w:r>
       <w:proofErr w:type="spellEnd"/>
+      <w:proofErr w:type="gramEnd"/>
       <w:r>
         <w:t>();</w:t>
       </w:r>
@@ -1697,10 +1954,12 @@
         <w:t xml:space="preserve">        </w:t>
       </w:r>
       <w:proofErr w:type="spellStart"/>
+      <w:proofErr w:type="gramStart"/>
       <w:r>
         <w:t>savings.deposit</w:t>
       </w:r>
       <w:proofErr w:type="spellEnd"/>
+      <w:proofErr w:type="gramEnd"/>
       <w:r>
         <w:t>(2000);</w:t>
       </w:r>
@@ -1715,10 +1974,12 @@
         <w:t xml:space="preserve">        </w:t>
       </w:r>
       <w:proofErr w:type="spellStart"/>
+      <w:proofErr w:type="gramStart"/>
       <w:r>
         <w:t>savings.withdraw</w:t>
       </w:r>
       <w:proofErr w:type="spellEnd"/>
+      <w:proofErr w:type="gramEnd"/>
       <w:r>
         <w:t>(1000);</w:t>
       </w:r>
@@ -1733,10 +1994,12 @@
         <w:t xml:space="preserve">        </w:t>
       </w:r>
       <w:proofErr w:type="spellStart"/>
+      <w:proofErr w:type="gramStart"/>
       <w:r>
         <w:t>savings.calculateInterest</w:t>
       </w:r>
       <w:proofErr w:type="spellEnd"/>
+      <w:proofErr w:type="gramEnd"/>
       <w:r>
         <w:t>();</w:t>
       </w:r>
@@ -1752,10 +2015,12 @@
         <w:t xml:space="preserve"> </w:t>
       </w:r>
       <w:proofErr w:type="spellStart"/>
+      <w:proofErr w:type="gramStart"/>
       <w:r>
         <w:t>current.withdraw</w:t>
       </w:r>
       <w:proofErr w:type="spellEnd"/>
+      <w:proofErr w:type="gramEnd"/>
       <w:r>
         <w:t>(7000);</w:t>
       </w:r>
@@ -1770,10 +2035,12 @@
         <w:t xml:space="preserve">        </w:t>
       </w:r>
       <w:proofErr w:type="spellStart"/>
+      <w:proofErr w:type="gramStart"/>
       <w:r>
         <w:t>savings.transfer</w:t>
       </w:r>
       <w:proofErr w:type="spellEnd"/>
+      <w:proofErr w:type="gramEnd"/>
       <w:r>
         <w:t>(current, 2000);</w:t>
       </w:r>
@@ -1798,10 +2065,12 @@
         <w:t xml:space="preserve">        </w:t>
       </w:r>
       <w:proofErr w:type="spellStart"/>
+      <w:proofErr w:type="gramStart"/>
       <w:r>
         <w:t>savings.displayAccountDetails</w:t>
       </w:r>
       <w:proofErr w:type="spellEnd"/>
+      <w:proofErr w:type="gramEnd"/>
       <w:r>
         <w:t>();</w:t>
       </w:r>
@@ -1825,10 +2094,12 @@
         <w:t xml:space="preserve">        </w:t>
       </w:r>
       <w:proofErr w:type="spellStart"/>
+      <w:proofErr w:type="gramStart"/>
       <w:r>
         <w:t>current.displayAccountDetails</w:t>
       </w:r>
       <w:proofErr w:type="spellEnd"/>
+      <w:proofErr w:type="gramEnd"/>
       <w:r>
         <w:t>();</w:t>
       </w:r>
@@ -1860,10 +2131,12 @@
         <w:t xml:space="preserve">                           + </w:t>
       </w:r>
       <w:proofErr w:type="spellStart"/>
+      <w:proofErr w:type="gramStart"/>
       <w:r>
         <w:t>savings.balance</w:t>
       </w:r>
       <w:proofErr w:type="spellEnd"/>
+      <w:proofErr w:type="gramEnd"/>
       <w:r>
         <w:t>);</w:t>
       </w:r>
@@ -1887,10 +2160,12 @@
         <w:t xml:space="preserve">                           + </w:t>
       </w:r>
       <w:proofErr w:type="spellStart"/>
+      <w:proofErr w:type="gramStart"/>
       <w:r>
         <w:t>current.balance</w:t>
       </w:r>
       <w:proofErr w:type="spellEnd"/>
+      <w:proofErr w:type="gramEnd"/>
       <w:r>
         <w:t>);</w:t>
       </w:r>
@@ -1906,7 +2181,17 @@
       </w:r>
     </w:p>
     <w:p>
-      <w:r>
+      <w:pPr>
+        <w:rPr>
+          <w:b/>
+          <w:bCs/>
+        </w:rPr>
+      </w:pPr>
+      <w:r>
+        <w:rPr>
+          <w:b/>
+          <w:bCs/>
+        </w:rPr>
         <w:t>Output:</w:t>
       </w:r>
     </w:p>
@@ -3311,6 +3596,7 @@
   <w:style w:type="character" w:default="1" w:styleId="DefaultParagraphFont">
     <w:name w:val="Default Paragraph Font"/>
     <w:uiPriority w:val="1"/>
+    <w:semiHidden/>
     <w:unhideWhenUsed/>
   </w:style>
   <w:style w:type="table" w:default="1" w:styleId="TableNormal">
